--- a/docs/03_Scanner-Adapter-Interface.docx
+++ b/docs/03_Scanner-Adapter-Interface.docx
@@ -113,7 +113,7 @@
           <w:sz w:val="20"/>
           <w:szCs w:val="20"/>
         </w:rPr>
-        <w:t xml:space="preserve">Version 1.0  ·  LOCKED</w:t>
+        <w:t>Version 1.1  ·  кодтой тулгасан (2026-09-07)</w:t>
       </w:r>
     </w:p>
     <w:p>
@@ -697,7 +697,7 @@
           <w:sz w:val="18"/>
           <w:szCs w:val="18"/>
         </w:rPr>
-        <w:t xml:space="preserve">    Supports(mode Mode) bool                         // local/remote дэмждэг үү</w:t>
+        <w:t xml:space="preserve">    Supports(mode Mode) bool                        // ЗӨВХӨН бодитоор дэмждэгээ буцаана</w:t>
       </w:r>
     </w:p>
     <w:p>
@@ -1141,7 +1141,7 @@
                 <w:sz w:val="18"/>
                 <w:szCs w:val="18"/>
               </w:rPr>
-              <w:t xml:space="preserve">Тухайн scanner local/remote горимыг дэмжих эсэх. Popeye remote-only гэх мэт.</w:t>
+              <w:t>Тухайн scanner горимыг БОДИТООР дэмжих эсэх. Scan нь татгалзах горимд Supports нь true буцааж БОЛОХГҮЙ — эс бөгөөс scanner_runs-д хиймэл "error" бүртгэгдэнэ. v1: Popeye ба Trivy remote-only, Checkov local-only, Kubescape хоёулаа.</w:t>
             </w:r>
           </w:p>
         </w:tc>
@@ -1227,7 +1227,7 @@
                 <w:sz w:val="18"/>
                 <w:szCs w:val="18"/>
               </w:rPr>
-              <w:t xml:space="preserve">Scanner-ыг дэд процессоор ажиллуулж raw гаралт (JSON/SARIF) авна. Timeout, cancellation дэмжинэ.</w:t>
+              <w:t>Scanner-ыг дэд процессоор ажиллуулж raw цуглуулна. Pipeline.Collect нь adapter бүрийг ЗЭРЭГ, тус бүрийг өөрийн context.WithTimeout-оор ажиллуулж, төлөв/хугацаа/алдааг ScannerRun болгон бүртгэнэ.</w:t>
             </w:r>
           </w:p>
         </w:tc>
@@ -1313,7 +1313,7 @@
                 <w:sz w:val="18"/>
                 <w:szCs w:val="18"/>
               </w:rPr>
-              <w:t xml:space="preserve">RawResult.Data-г ~/.tatar-kuber/raw/&lt;scanner&gt;.json-д хадгална (нотолгоо).</w:t>
+              <w:t>RawResult.Data-г &lt;out&gt;/raw/&lt;scanner&gt;.json болгон хадгална (нотолгоо; --raw-dir хүлээж авдаг яг тэр бүтэц, дахин боловсруулж болно). --no-raw-аар болино.</w:t>
             </w:r>
           </w:p>
         </w:tc>
@@ -1883,7 +1883,7 @@
                 <w:sz w:val="18"/>
                 <w:szCs w:val="18"/>
               </w:rPr>
-              <w:t xml:space="preserve">trivy k8s --format json / trivy config -f json ./</w:t>
+              <w:t>trivy k8s --report all --format json &lt;CONTEXT&gt;</w:t>
             </w:r>
           </w:p>
         </w:tc>
@@ -1939,7 +1939,7 @@
                 <w:sz w:val="18"/>
                 <w:szCs w:val="18"/>
               </w:rPr>
-              <w:t xml:space="preserve">local + remote</w:t>
+              <w:t>remote (v1). Local `trivy config` — v2 (доорх тэмдэглэлийг үз)</w:t>
             </w:r>
           </w:p>
         </w:tc>
@@ -2025,7 +2025,7 @@
                 <w:sz w:val="18"/>
                 <w:szCs w:val="18"/>
               </w:rPr>
-              <w:t xml:space="preserve">kubescape scan --format json --output -</w:t>
+              <w:t>kubescape scan --format json --output &lt;dir&gt;/scan.json --kube-contexts &lt;ctx&gt;</w:t>
             </w:r>
           </w:p>
         </w:tc>
@@ -2309,7 +2309,7 @@
                 <w:sz w:val="18"/>
                 <w:szCs w:val="18"/>
               </w:rPr>
-              <w:t xml:space="preserve">popeye --out json --save</w:t>
+              <w:t>popeye -o json --kubeconfig &lt;path&gt; --context &lt;ctx&gt;</w:t>
             </w:r>
           </w:p>
         </w:tc>
@@ -2525,6 +2525,66 @@
           <w:rFonts w:ascii="Calibri" w:cs="Calibri" w:eastAsia="Calibri" w:hAnsi="Calibri"/>
         </w:rPr>
         <w:t xml:space="preserve">Шинэ scanner (ж: нэмэлт RBAC хэрэгсэл) нэмэхэд: (1) internal/scanner/&lt;name&gt;/ дор ScannerAdapter-ийг хэрэгжүүлэх; (2) canonical-controls.yaml-д тухайн scanner-ийн rule mappings нэмэх; (3) adapter-ыг registry-д бүртгэх; (4) normalize unit test бичих (raw fixture → expected findings); (5) tools.lock.yaml-д binary хувилбар/checksum нэмэх. Цөмийн код өөрчлөгдөхгүй.</w:t>
+      </w:r>
+    </w:p>
+    <w:p>
+      <w:pPr>
+        <w:pStyle w:val="Heading1"/>
+        <w:spacing w:after="120" w:before="0" w:line="276"/>
+      </w:pPr>
+      <w:r>
+        <w:rPr>
+          <w:rFonts w:ascii="Calibri" w:cs="Calibri" w:eastAsia="Calibri" w:hAnsi="Calibri"/>
+        </w:rPr>
+        <w:t>Хувилбарын тэмдэглэл — v1.1 (2026-09-07)</w:t>
+      </w:r>
+    </w:p>
+    <w:p>
+      <w:pPr>
+        <w:pStyle w:val="Heading1"/>
+        <w:spacing w:after="120" w:before="0" w:line="276"/>
+      </w:pPr>
+      <w:r>
+        <w:rPr>
+          <w:rFonts w:ascii="Calibri" w:cs="Calibri" w:eastAsia="Calibri" w:hAnsi="Calibri"/>
+        </w:rPr>
+        <w:t>• Supports() нь ГЭРЭЭ: Scan нь татгалзах горимд true буцааж болохгүй. Trivy нь Supports(local)=true буцаагаад Scan нь local-д үргэлж алдаа буцаадаг байсан тул Mode A-д хиймэл "error" бүртгэгдэж байв — одоо remote-only гэж шударгаар тайлагдана.</w:t>
+      </w:r>
+    </w:p>
+    <w:p>
+      <w:pPr>
+        <w:pStyle w:val="Heading1"/>
+        <w:spacing w:after="120" w:before="0" w:line="276"/>
+      </w:pPr>
+      <w:r>
+        <w:rPr>
+          <w:rFonts w:ascii="Calibri" w:cs="Calibri" w:eastAsia="Calibri" w:hAnsi="Calibri"/>
+        </w:rPr>
+        <w:t>• Trivy-г Mode A-д дэмжих нь v2: `trivy config &lt;dir&gt;` ажилладаг ч гаралт нь K8s объектын нэрийг ТОДОРХОЙ талбараар өгдөггүй — зөвхөн файл:мөр ба хүний унших Message (бодит гаралтад 5 өөр хэлбэртэй). Файлын хэмжээнд тайлагнавал нэг файл дахь хэд хэдэн ижил зөрчил НЭГ finding болж нийлж дутуу тайлагнана. Зөв шийдэл нь манифестыг өөрөө уншиж объектыг тодорхойлох.</w:t>
+      </w:r>
+    </w:p>
+    <w:p>
+      <w:pPr>
+        <w:pStyle w:val="Heading1"/>
+        <w:spacing w:after="120" w:before="0" w:line="276"/>
+      </w:pPr>
+      <w:r>
+        <w:rPr>
+          <w:rFonts w:ascii="Calibri" w:cs="Calibri" w:eastAsia="Calibri" w:hAnsi="Calibri"/>
+        </w:rPr>
+        <w:t>• Pipeline нь Collect (зэрэгцээ scan + ScannerRun бүртгэл) ба Process (normalize -&gt; dedup -&gt; blind-shot -&gt; score) хоёр болж хуваагдсан. Run() нь хоёуланг дуудна. Adapter-ийн алдаа бүр ScannerRun-д (status, duration_ms, error, unmapped_rules) бүртгэгдэж тайлангийн "Scanner coverage" хүснэгтэд гарна — graceful degradation нь ЧИМЭЭГҮЙ БАЙХ ЁСГҮЙ.</w:t>
+      </w:r>
+    </w:p>
+    <w:p>
+      <w:pPr>
+        <w:pStyle w:val="Heading1"/>
+        <w:spacing w:after="120" w:before="0" w:line="276"/>
+      </w:pPr>
+      <w:r>
+        <w:rPr>
+          <w:rFonts w:ascii="Calibri" w:cs="Calibri" w:eastAsia="Calibri" w:hAnsi="Calibri"/>
+        </w:rPr>
+        <w:t>• Scanner-ийн CLI флагууд хувилбар хооронд өөрчлөгддөг тул зөрүү нь scanner_runs-д "error"/"unavailable" болж ил гарна. Илэрсэн бодит зөрүүнүүд: trivy k8s-ийн default нь --report summary (дэлгэрэнгүй JSON ирдэггүй) ба context нь positional; kubescape-ийн флаг нь --kube-contexts (олон тоо) ба fleet mode-д гаралтын файлаа scan.&lt;context&gt;.json болгож өөрөө нэрлэдэг.</w:t>
       </w:r>
     </w:p>
     <w:sectPr>

--- a/docs/03_Scanner-Adapter-Interface.docx
+++ b/docs/03_Scanner-Adapter-Interface.docx
@@ -113,7 +113,7 @@
           <w:sz w:val="20"/>
           <w:szCs w:val="20"/>
         </w:rPr>
-        <w:t>Version 1.1  ·  кодтой тулгасан (2026-09-07)</w:t>
+        <w:t>Version 1.2  ·  кодтой тулгасан (2026-09-07)</w:t>
       </w:r>
     </w:p>
     <w:p>
@@ -2536,7 +2536,7 @@
         <w:rPr>
           <w:rFonts w:ascii="Calibri" w:cs="Calibri" w:eastAsia="Calibri" w:hAnsi="Calibri"/>
         </w:rPr>
-        <w:t>Хувилбарын тэмдэглэл — v1.1 (2026-09-07)</w:t>
+        <w:t>Хувилбарын тэмдэглэл — v1.1 / v1.2 (2026-09-07)</w:t>
       </w:r>
     </w:p>
     <w:p>
@@ -2585,6 +2585,18 @@
           <w:rFonts w:ascii="Calibri" w:cs="Calibri" w:eastAsia="Calibri" w:hAnsi="Calibri"/>
         </w:rPr>
         <w:t>• Scanner-ийн CLI флагууд хувилбар хооронд өөрчлөгддөг тул зөрүү нь scanner_runs-д "error"/"unavailable" болж ил гарна. Илэрсэн бодит зөрүүнүүд: trivy k8s-ийн default нь --report summary (дэлгэрэнгүй JSON ирдэггүй) ба context нь positional; kubescape-ийн флаг нь --kube-contexts (олон тоо) ба fleet mode-д гаралтын файлаа scan.&lt;context&gt;.json болгож өөрөө нэрлэдэг.</w:t>
+      </w:r>
+    </w:p>
+    <w:p>
+      <w:pPr>
+        <w:pStyle w:val="Heading1"/>
+        <w:spacing w:after="120" w:before="0" w:line="276"/>
+      </w:pPr>
+      <w:r>
+        <w:rPr>
+          <w:rFonts w:ascii="Calibri" w:cs="Calibri" w:eastAsia="Calibri" w:hAnsi="Calibri"/>
+        </w:rPr>
+        <w:t>(v1.2) blind_shot_rules-ийг registry ачаалахад ХАТУУ шалгана: сонгуургүй дүрэм (namespace ба resource_match хоёул хоосон) нь тухайн control-ийн бүх finding-ийг хаа сайгүй бууруулна; downgrade_to нь хүчинтэй severity байх ёстой (танигдахгүй утга нь хүчингүй severity үүсгэж эрэмбэ ба тоог эвдэнэ); reason ЗААВАЛ (аудитын мөр). Гурвуулан Load-ыг унагана.</w:t>
       </w:r>
     </w:p>
     <w:sectPr>

--- a/docs/03_Scanner-Adapter-Interface.docx
+++ b/docs/03_Scanner-Adapter-Interface.docx
@@ -128,7 +128,7 @@
           <w:sz w:val="18"/>
           <w:szCs w:val="18"/>
         </w:rPr>
-        <w:t xml:space="preserve">Professional Security Service &amp; Audit LLC</w:t>
+        <w:t>Enkhbat.O — Security Analyst</w:t>
       </w:r>
     </w:p>
     <w:p>
